--- a/library/_deliverables/cisco-vpn-client-sccm-gpo-to-intune-migration/CVPNMIG-Solution.docx
+++ b/library/_deliverables/cisco-vpn-client-sccm-gpo-to-intune-migration/CVPNMIG-Solution.docx
@@ -91,7 +91,7 @@
         <w:rPr>
           <w:b/>
         </w:rPr>
-        <w:t>Workplace Marketplace · Migrations</w:t>
+        <w:t>White-label · Migrations</w:t>
       </w:r>
     </w:p>
     <w:p>
@@ -5761,7 +5761,7 @@
         <w:t>Purpose:</w:t>
       </w:r>
       <w:r>
-        <w:t xml:space="preserve"> For a device that has been cut over to Intune but still shows legacy residue — a lingering GPO applying Cisco policy, a stale duplicate profile XML, or a reinstall loop from two authorities — this previews and (with -Execute) performs safe fixes: forces a Group Policy refresh so a removed GPO stops applying, triggers an Intune/MDM sync so the client re-evaluates cleanly, and reports duplicate profile XML files for review. Default is preview (-WhatIf); no deletes. Removing the device from the SCCM collection / GPO scope is done in the consoles, not here. HOW TO RUN Elevated on the affected device. Preview (default, no changes): powershell -ExecutionPolicy Bypass -File .\CVPNMIG-Remediation.ps1 Apply the safe fixes: powershell -ExecutionPolicy Bypass -File .\CVPNMIG-Remediation.ps1 -Execute (No Graph scopes required — local device actions only.) EXPECTED RESULTS In preview: the actions that would run and any duplicate profile XML flagged. With -Execute: a Group Policy refresh and an MDM sync requested so a removed legacy path stops re-asserting. Re-run CVPNMIG-Validation.ps1 / CVPNMIG-Discovery.ps1 after a policy cycle to confirm. .NOTES White-label — the repeatable way. Read-only against Microsoft Graph for reads. Cisco internals deferred to vendor docs. #&gt; [CmdletBinding()] param([switch]$Execute) $whatIf = -not $Execute Write-Host "=== CVPNMIG Remediation — $($env:COMPUTERNAME) ($(if ($whatIf) { 'PREVIEW / -WhatIf' } else { 'EXECUTE' })) ===" -ForegroundColor Cyan</w:t>
+        <w:t xml:space="preserve"> For a device that has been cut over to Intune but still shows legacy residue — a lingering GPO applying Cisco policy, a stale duplicate profile XML, or a reinstall loop from two authorities — this previews and (with -Execute) performs safe fixes: forces a Group Policy refresh so a removed GPO stops applying, triggers an Intune/MDM sync so the client re-evaluates cleanly, and reports duplicate profile XML files for review. Default is preview (-WhatIf); no deletes. Removing the device from the SCCM collection / GPO scope is done in the consoles, not here. HOW TO RUN Elevated on the affected device. Preview (default, no changes): powershell -ExecutionPolicy Bypass -File .\CVPNMIG-Remediation.ps1 Apply the safe fixes: powershell -ExecutionPolicy Bypass -File .\CVPNMIG-Remediation.ps1 -Execute (No Graph scopes required — local device actions only.) EXPECTED RESULTS In preview: the actions that would run and any duplicate profile XML flagged. With -Execute: a Group Policy refresh and an MDM sync requested so a removed legacy path stops re-asserting. Re-run CVPNMIG-Validation.ps1 / CVPNMIG-Discovery.ps1 after a policy cycle to confirm. .NOTES White-label — the repeatable way. Read-only against Microsoft Graph for reads. Cisco internals deferred to vendor docs. &gt; [CmdletBinding()] param([switch]$Execute) $whatIf = -not $Execute Write-Host "=== CVPNMIG Remediation — $($env:COMPUTERNAME) ($(if ($whatIf) { 'PREVIEW / -WhatIf' } else { 'EXECUTE' })) ===" -ForegroundColor Cyan</w:t>
       </w:r>
     </w:p>
     <w:p>
@@ -5772,7 +5772,7 @@
         <w:t>How to run:</w:t>
       </w:r>
       <w:r>
-        <w:t xml:space="preserve"> Elevated on the affected device. Preview (default, no changes): powershell -ExecutionPolicy Bypass -File .\CVPNMIG-Remediation.ps1 Apply the safe fixes: powershell -ExecutionPolicy Bypass -File .\CVPNMIG-Remediation.ps1 -Execute (No Graph scopes required — local device actions only.) EXPECTED RESULTS In preview: the actions that would run and any duplicate profile XML flagged. With -Execute: a Group Policy refresh and an MDM sync requested so a removed legacy path stops re-asserting. Re-run CVPNMIG-Validation.ps1 / CVPNMIG-Discovery.ps1 after a policy cycle to confirm. .NOTES White-label — the repeatable way. Read-only against Microsoft Graph for reads. Cisco internals deferred to vendor docs. #&gt; [CmdletBinding()] param([switch]$Execute) $whatIf = -not $Execute Write-Host "=== CVPNMIG Remediation — $($env:COMPUTERNAME) ($(if ($whatIf) { 'PREVIEW / -WhatIf' } else { 'EXECUTE' })) ===" -ForegroundColor Cyan</w:t>
+        <w:t xml:space="preserve"> Elevated on the affected device. Preview (default, no changes): powershell -ExecutionPolicy Bypass -File .\CVPNMIG-Remediation.ps1 Apply the safe fixes: powershell -ExecutionPolicy Bypass -File .\CVPNMIG-Remediation.ps1 -Execute (No Graph scopes required — local device actions only.) EXPECTED RESULTS In preview: the actions that would run and any duplicate profile XML flagged. With -Execute: a Group Policy refresh and an MDM sync requested so a removed legacy path stops re-asserting. Re-run CVPNMIG-Validation.ps1 / CVPNMIG-Discovery.ps1 after a policy cycle to confirm. .NOTES White-label — the repeatable way. Read-only against Microsoft Graph for reads. Cisco internals deferred to vendor docs. &gt; [CmdletBinding()] param([switch]$Execute) $whatIf = -not $Execute Write-Host "=== CVPNMIG Remediation — $($env:COMPUTERNAME) ($(if ($whatIf) { 'PREVIEW / -WhatIf' } else { 'EXECUTE' })) ===" -ForegroundColor Cyan</w:t>
       </w:r>
     </w:p>
     <w:p>
@@ -5851,7 +5851,7 @@
         <w:t>Purpose:</w:t>
       </w:r>
       <w:r>
-        <w:t xml:space="preserve"> Per-device migration-success check. Verifies that the Intune-delivered Cisco Secure Client is installed at the expected version, the VPN profile XML is present and matches the authoritative source, the VPN client certificate is present, and (optionally) that the tunnel establishes. This is the pilot/wave parity gate before the device is removed from the legacy SCCM/GPO path. The Cisco head-end and connect internals are Cisco's domain — this confirms delivery parity. HOW TO RUN Elevated on a migrated device. Supply the expected values to check parity: powershell -ExecutionPolicy Bypass -File .\CVPNMIG-Validation.ps1 -ExpectedVersion 5.1.2.42 -ReferenceProfile C:\Temp\Cisco-VPN-Profile.xml Add -TestConnect to attempt a tunnel (uses the Cisco CLI if present): powershell -ExecutionPolicy Bypass -File .\CVPNMIG-Validation.ps1 -ExpectedVersion 5.1.2.42 -TestConnect (No Graph scopes required — local device checks only.) EXPECTED RESULTS "MIGRATION VALIDATION: PASS" when the client version, profile, and certificate parity checks pass (and the tunnel connects if -TestConnect). "FAIL" with the failing check named otherwise. .NOTES White-label — the repeatable way. Read-only against Microsoft Graph for reads. Cisco internals deferred to vendor docs. #&gt; [CmdletBinding()] param( [string]$ExpectedVersion, [string]$ReferenceProfile, [switch]$TestConnect )</w:t>
+        <w:t xml:space="preserve"> Per-device migration-success check. Verifies that the Intune-delivered Cisco Secure Client is installed at the expected version, the VPN profile XML is present and matches the authoritative source, the VPN client certificate is present, and (optionally) that the tunnel establishes. This is the pilot/wave parity gate before the device is removed from the legacy SCCM/GPO path. The Cisco head-end and connect internals are Cisco's domain — this confirms delivery parity. HOW TO RUN Elevated on a migrated device. Supply the expected values to check parity: powershell -ExecutionPolicy Bypass -File .\CVPNMIG-Validation.ps1 -ExpectedVersion 5.1.2.42 -ReferenceProfile C:\Temp\Cisco-VPN-Profile.xml Add -TestConnect to attempt a tunnel (uses the Cisco CLI if present): powershell -ExecutionPolicy Bypass -File .\CVPNMIG-Validation.ps1 -ExpectedVersion 5.1.2.42 -TestConnect (No Graph scopes required — local device checks only.) EXPECTED RESULTS "MIGRATION VALIDATION: PASS" when the client version, profile, and certificate parity checks pass (and the tunnel connects if -TestConnect). "FAIL" with the failing check named otherwise. .NOTES White-label — the repeatable way. Read-only against Microsoft Graph for reads. Cisco internals deferred to vendor docs. &gt; [CmdletBinding()] param( [string]$ExpectedVersion, [string]$ReferenceProfile, [switch]$TestConnect )</w:t>
       </w:r>
     </w:p>
     <w:p>
@@ -5862,7 +5862,7 @@
         <w:t>How to run:</w:t>
       </w:r>
       <w:r>
-        <w:t xml:space="preserve"> Elevated on a migrated device. Supply the expected values to check parity: powershell -ExecutionPolicy Bypass -File .\CVPNMIG-Validation.ps1 -ExpectedVersion 5.1.2.42 -ReferenceProfile C:\Temp\Cisco-VPN-Profile.xml Add -TestConnect to attempt a tunnel (uses the Cisco CLI if present): powershell -ExecutionPolicy Bypass -File .\CVPNMIG-Validation.ps1 -ExpectedVersion 5.1.2.42 -TestConnect (No Graph scopes required — local device checks only.) EXPECTED RESULTS "MIGRATION VALIDATION: PASS" when the client version, profile, and certificate parity checks pass (and the tunnel connects if -TestConnect). "FAIL" with the failing check named otherwise. .NOTES White-label — the repeatable way. Read-only against Microsoft Graph for reads. Cisco internals deferred to vendor docs. #&gt; [CmdletBinding()] param( [string]$ExpectedVersion, [string]$ReferenceProfile, [switch]$TestConnect )</w:t>
+        <w:t xml:space="preserve"> Elevated on a migrated device. Supply the expected values to check parity: powershell -ExecutionPolicy Bypass -File .\CVPNMIG-Validation.ps1 -ExpectedVersion 5.1.2.42 -ReferenceProfile C:\Temp\Cisco-VPN-Profile.xml Add -TestConnect to attempt a tunnel (uses the Cisco CLI if present): powershell -ExecutionPolicy Bypass -File .\CVPNMIG-Validation.ps1 -ExpectedVersion 5.1.2.42 -TestConnect (No Graph scopes required — local device checks only.) EXPECTED RESULTS "MIGRATION VALIDATION: PASS" when the client version, profile, and certificate parity checks pass (and the tunnel connects if -TestConnect). "FAIL" with the failing check named otherwise. .NOTES White-label — the repeatable way. Read-only against Microsoft Graph for reads. Cisco internals deferred to vendor docs. &gt; [CmdletBinding()] param( [string]$ExpectedVersion, [string]$ReferenceProfile, [switch]$TestConnect )</w:t>
       </w:r>
     </w:p>
     <w:sectPr>
